--- a/SmartStock/docs/SmartStock-OneDrive-Image-Storage-Setup-Guide.docx
+++ b/SmartStock/docs/SmartStock-OneDrive-Image-Storage-Setup-Guide.docx
@@ -310,7 +310,7 @@
         <w:pStyle w:val="ListNumber"/>
       </w:pPr>
       <w:r>
-        <w:t>Create and upload a certificate credential.</w:t>
+        <w:t>Generate and export a server-local certificate from SmartStock.</w:t>
       </w:r>
     </w:p>
     <w:p>
@@ -350,7 +350,7 @@
         <w:pStyle w:val="ListNumber"/>
       </w:pPr>
       <w:r>
-        <w:t>Configure and verify every additional store server.</w:t>
+        <w:t>Configure and verify every additional store server using synchronized IDs.</w:t>
       </w:r>
     </w:p>
     <w:tbl>
@@ -974,7 +974,7 @@
         <w:keepNext/>
       </w:pPr>
       <w:r>
-        <w:t>4. Create and upload the certificate</w:t>
+        <w:t>4. Generate and upload the server certificate</w:t>
       </w:r>
     </w:p>
     <w:p>
@@ -983,50 +983,87 @@
         <w:keepNext/>
       </w:pPr>
       <w:r>
-        <w:t>Generate the certificate on a secure server computer</w:t>
+        <w:t>Generate and export it from SmartStock</w:t>
       </w:r>
     </w:p>
     <w:p>
+      <w:pPr>
+        <w:pStyle w:val="ListNumber"/>
+      </w:pPr>
       <w:r>
-        <w:t>Open Terminal and run:</w:t>
+        <w:t>On the physical store server, open SmartStock and sign in with Company Preferences permission.</w:t>
       </w:r>
     </w:p>
     <w:p>
       <w:pPr>
-        <w:pStyle w:val="NoSpacing"/>
-        <w:ind w:left="288"/>
+        <w:pStyle w:val="ListNumber"/>
       </w:pPr>
       <w:r>
-        <w:rPr>
-          <w:rFonts w:ascii="Menlo" w:hAnsi="Menlo"/>
-        </w:rPr>
-        <w:t>mkdir -p "$HOME/smartstock-onedrive-cert"</w:t>
-        <w:br/>
-        <w:t>chmod 700 "$HOME/smartstock-onedrive-cert"</w:t>
-        <w:br/>
-        <w:t>cd "$HOME/smartstock-onedrive-cert"</w:t>
-        <w:br/>
-        <w:br/>
-        <w:t>openssl req -x509 -newkey rsa:2048 \</w:t>
-        <w:br/>
-        <w:t xml:space="preserve">  -keyout temporary-key.pem \</w:t>
-        <w:br/>
-        <w:t xml:space="preserve">  -out smartstock-onedrive-cert.pem \</w:t>
-        <w:br/>
-        <w:t xml:space="preserve">  -sha256 -days 730 -nodes \</w:t>
-        <w:br/>
-        <w:t xml:space="preserve">  -subj "/CN=SmartStock Image Storage"</w:t>
-        <w:br/>
-        <w:br/>
-        <w:t>openssl pkcs8 -topk8 -nocrypt \</w:t>
-        <w:br/>
-        <w:t xml:space="preserve">  -in temporary-key.pem \</w:t>
-        <w:br/>
-        <w:t xml:space="preserve">  -out smartstock-onedrive-key-pkcs8.pem</w:t>
-        <w:br/>
-        <w:br/>
-        <w:t>chmod 600 *.pem</w:t>
+        <w:t>Open Company Preferences → Image Storage.</w:t>
       </w:r>
+    </w:p>
+    <w:p>
+      <w:pPr>
+        <w:pStyle w:val="ListNumber"/>
+      </w:pPr>
+      <w:r>
+        <w:t>Choose Generate / Export Certificate.</w:t>
+      </w:r>
+    </w:p>
+    <w:p>
+      <w:pPr>
+        <w:pStyle w:val="ListNumber"/>
+      </w:pPr>
+      <w:r>
+        <w:t>Save smartstock-onedrive-cert.pem when prompted. SmartStock displays its thumbprint and expiration date.</w:t>
+      </w:r>
+    </w:p>
+    <w:tbl>
+      <w:tblPr>
+        <w:tblW w:type="dxa" w:w="9360"/>
+        <w:jc w:val="left"/>
+        <w:tblLayout w:type="fixed"/>
+        <w:tblLook w:firstColumn="1" w:firstRow="1" w:lastColumn="0" w:lastRow="0" w:noHBand="0" w:noVBand="1" w:val="04A0"/>
+        <w:tblInd w:w="120" w:type="dxa"/>
+      </w:tblPr>
+      <w:tblGrid>
+        <w:gridCol w:w="9360"/>
+      </w:tblGrid>
+      <w:tr>
+        <w:tc>
+          <w:tcPr>
+            <w:tcW w:type="dxa" w:w="9360"/>
+            <w:tcMar>
+              <w:top w:w="100" w:type="dxa"/>
+              <w:start w:w="120" w:type="dxa"/>
+              <w:bottom w:w="100" w:type="dxa"/>
+              <w:end w:w="120" w:type="dxa"/>
+            </w:tcMar>
+            <w:vAlign w:val="center"/>
+            <w:shd w:fill="E2F0D9"/>
+          </w:tcPr>
+          <w:p>
+            <w:pPr>
+              <w:spacing w:after="0"/>
+            </w:pPr>
+            <w:r>
+              <w:rPr>
+                <w:b/>
+                <w:color w:val="17365D"/>
+              </w:rPr>
+              <w:t xml:space="preserve">Works on Windows and macOS  </w:t>
+            </w:r>
+            <w:r>
+              <w:t>The built-in Java certificate generator needs no OpenSSL, Git Bash, PowerShell script, or manual PKCS#8 conversion. SmartStock stores the matching private key directly in this server’s secure credential storage.</w:t>
+            </w:r>
+          </w:p>
+        </w:tc>
+      </w:tr>
+    </w:tbl>
+    <w:p>
+      <w:pPr>
+        <w:spacing w:after="20"/>
+      </w:pPr>
     </w:p>
     <w:p>
       <w:pPr>
@@ -1058,7 +1095,7 @@
         <w:pStyle w:val="ListNumber"/>
       </w:pPr>
       <w:r>
-        <w:t>Select $HOME/smartstock-onedrive-cert/smartstock-onedrive-cert.pem, add a description, and upload it.</w:t>
+        <w:t>Select the exported smartstock-onedrive-cert.pem, add a server-specific description, and upload it.</w:t>
       </w:r>
     </w:p>
     <w:p>
@@ -1074,7 +1111,7 @@
         <w:pStyle w:val="ListBullet"/>
       </w:pPr>
       <w:r>
-        <w:t>Private key imported only into SmartStock: smartstock-onedrive-key-pkcs8.pem</w:t>
+        <w:t>Private key: generated and retained only in this server’s SmartStock secure credential store</w:t>
       </w:r>
     </w:p>
     <w:tbl>
@@ -1113,7 +1150,7 @@
               <w:t xml:space="preserve">Never upload the private key  </w:t>
             </w:r>
             <w:r>
-              <w:t>The PKCS#8 private-key PEM stays server-only. Uploading or sharing it would allow another machine to impersonate the SmartStock Entra application.</w:t>
+              <w:t>SmartStock never exports the generated private key. Only the public PEM is uploaded to Microsoft. Registers and other store servers do not receive this server’s private key.</w:t>
             </w:r>
           </w:p>
         </w:tc>
@@ -1349,7 +1386,7 @@
         <w:pStyle w:val="ListNumber"/>
       </w:pPr>
       <w:r>
-        <w:t>Choose Certificate and select smartstock-onedrive-cert.pem.</w:t>
+        <w:t>Leave the certificate file fields blank to use the certificate generated on this server. Existing matched PEM files can still be imported when required.</w:t>
       </w:r>
     </w:p>
     <w:p>
@@ -1357,15 +1394,7 @@
         <w:pStyle w:val="ListNumber"/>
       </w:pPr>
       <w:r>
-        <w:t>Choose Private Key and select smartstock-onedrive-key-pkcs8.pem.</w:t>
-      </w:r>
-    </w:p>
-    <w:p>
-      <w:pPr>
-        <w:pStyle w:val="ListNumber"/>
-      </w:pPr>
-      <w:r>
-        <w:t>Submit the setup. SmartStock performs authentication plus an application-folder write/read/delete probe.</w:t>
+        <w:t>Submit the setup. SmartStock performs authentication plus an application-folder write/read/delete probe, then publishes only the three non-secret IDs for other stores.</w:t>
       </w:r>
     </w:p>
     <w:tbl>
@@ -1404,7 +1433,7 @@
               <w:t xml:space="preserve">Expected result  </w:t>
             </w:r>
             <w:r>
-              <w:t>SmartStock reports that the OneDrive connection is verified. OneDrive status becomes ready. The certificate and private key are stored using the server’s secure credential facility.</w:t>
+              <w:t>SmartStock reports that the OneDrive connection is verified and status becomes ready. Tenant ID, client ID, and drive ID are synchronized; certificate material remains local to this server.</w:t>
             </w:r>
           </w:p>
         </w:tc>
@@ -2033,7 +2062,7 @@
         <w:pStyle w:val="ListNumber"/>
       </w:pPr>
       <w:r>
-        <w:t>Generate a new certificate/key pair on that server using Section 4, or securely transfer the approved shared pair if your policy explicitly allows it.</w:t>
+        <w:t>Allow normal synchronization to retrieve the shared tenant ID, client ID, and drive ID. Open Image Storage and choose Refresh.</w:t>
       </w:r>
     </w:p>
     <w:p>
@@ -2041,7 +2070,7 @@
         <w:pStyle w:val="ListNumber"/>
       </w:pPr>
       <w:r>
-        <w:t>If using a new pair, upload its public certificate to the same Entra application. Never upload or transmit the private key through ordinary cloud storage or email.</w:t>
+        <w:t>Choose Generate / Export Certificate on this server and save its public PEM. A different private key is generated and secured locally.</w:t>
       </w:r>
     </w:p>
     <w:p>
@@ -2049,7 +2078,7 @@
         <w:pStyle w:val="ListNumber"/>
       </w:pPr>
       <w:r>
-        <w:t>Open Company Preferences → Image Storage → Set Up OneDrive. Enter the same tenant ID, client ID, and drive ID, then import that server’s matching certificate/key pair.</w:t>
+        <w:t>Upload that public PEM to Certificates &amp; secrets → Certificates in the same SmartStock Entra application. Use a description that identifies this store server.</w:t>
       </w:r>
     </w:p>
     <w:p>
@@ -2057,7 +2086,7 @@
         <w:pStyle w:val="ListNumber"/>
       </w:pPr>
       <w:r>
-        <w:t>Confirm the readiness probe passes.</w:t>
+        <w:t>Open Set Up OneDrive. Confirm the three synchronized ID fields are prefilled; leave both PEM selectors blank to use this server’s generated credential.</w:t>
       </w:r>
     </w:p>
     <w:p>
@@ -2065,7 +2094,7 @@
         <w:pStyle w:val="ListNumber"/>
       </w:pPr>
       <w:r>
-        <w:t>Allow the image manifest to synchronize from Supabase/PostgreSQL coordination. Choose Refresh.</w:t>
+        <w:t>Submit and confirm the readiness probe passes.</w:t>
       </w:r>
     </w:p>
     <w:p>
@@ -2125,10 +2154,10 @@
                 <w:b/>
                 <w:color w:val="17365D"/>
               </w:rPr>
-              <w:t xml:space="preserve">No repeated Graph Explorer work  </w:t>
+              <w:t xml:space="preserve">What repeats and what does not  </w:t>
             </w:r>
             <w:r>
-              <w:t>You do not need to discover a new drive ID for each server. All servers target the same dedicated OneDrive drive and use the same tenant/client identifiers.</w:t>
+              <w:t>Do not repeat Graph Explorer or manually retype the three IDs. Do generate one certificate per server and upload each server’s public certificate to the same Entra app. Microsoft supports multiple active certificates on one application.</w:t>
             </w:r>
           </w:p>
         </w:tc>
@@ -2376,7 +2405,15 @@
         <w:pStyle w:val="ListBullet"/>
       </w:pPr>
       <w:r>
-        <w:t>Use the public X.509 PEM and unencrypted PKCS#8 private-key PEM generated in Section 4. Confirm they are non-empty and matched.</w:t>
+        <w:t>With the built-in workflow, regenerate/export from SmartStock and upload the exported public PEM. In Set Up OneDrive, leave both file selectors blank so SmartStock uses its secured matching private key.</w:t>
+      </w:r>
+    </w:p>
+    <w:p>
+      <w:pPr>
+        <w:pStyle w:val="ListBullet"/>
+      </w:pPr>
+      <w:r>
+        <w:t>If importing legacy files, use a public X.509 PEM and its matching unencrypted PKCS#8 private-key PEM.</w:t>
       </w:r>
     </w:p>
     <w:p>
